--- a/assets/documents/henry-perkins-wordpress-support-engineer-resume.docx
+++ b/assets/documents/henry-perkins-wordpress-support-engineer-resume.docx
@@ -79,22 +79,6 @@
             <w:u w:val="single"/>
           </w:rPr>
           <w:t>GitHub</w:t>
-        </w:r>
-      </w:hyperlink>
-      <w:r>
-        <w:rPr>
-          <w:color w:val="525D6B"/>
-        </w:rPr>
-        <w:t xml:space="preserve">  ·  </w:t>
-      </w:r>
-      <w:hyperlink r:id="rId9">
-        <w:r>
-          <w:rPr>
-            <w:color w:val="1B5B84"/>
-            <w:szCs w:val="19"/>
-            <w:u w:val="single"/>
-          </w:rPr>
-          <w:t>WordPress profile</w:t>
         </w:r>
       </w:hyperlink>
     </w:p>
@@ -350,7 +334,7 @@
             <w:szCs w:val="19"/>
             <w:u w:val="single"/>
           </w:rPr>
-          <w:t>v0.3.52</w:t>
+          <w:t>v0.3.53</w:t>
         </w:r>
       </w:hyperlink>
       <w:r>
@@ -584,21 +568,7 @@
           <w:b/>
           <w:color w:val="183F5C"/>
         </w:rPr>
-        <w:t xml:space="preserve">LIVE + SHIPPED — </w:t>
-      </w:r>
-      <w:hyperlink r:id="rId22">
-        <w:r>
-          <w:rPr>
-            <w:b/>
-            <w:color w:val="1B5B84"/>
-            <w:szCs w:val="19"/>
-            <w:u w:val="single"/>
-          </w:rPr>
-          <w:t>v0.3.52</w:t>
-        </w:r>
-      </w:hyperlink>
-      <w:r>
-        <w:t xml:space="preserve"> at </w:t>
+        <w:t xml:space="preserve">LIVE + SHIPPED — v0.3.53 · </w:t>
       </w:r>
       <w:hyperlink r:id="rId23">
         <w:r>

--- a/assets/documents/henry-perkins-wordpress-support-engineer-resume.docx
+++ b/assets/documents/henry-perkins-wordpress-support-engineer-resume.docx
@@ -334,7 +334,7 @@
             <w:szCs w:val="19"/>
             <w:u w:val="single"/>
           </w:rPr>
-          <w:t>v0.3.53</w:t>
+          <w:t>v0.3.52</w:t>
         </w:r>
       </w:hyperlink>
       <w:r>
@@ -568,7 +568,25 @@
           <w:b/>
           <w:color w:val="183F5C"/>
         </w:rPr>
-        <w:t xml:space="preserve">LIVE + SHIPPED — v0.3.53 · </w:t>
+        <w:t xml:space="preserve">LIVE + SHIPPED — </w:t>
+      </w:r>
+      <w:hyperlink r:id="rId26">
+        <w:r>
+          <w:rPr>
+            <w:b/>
+            <w:color w:val="1B5B84"/>
+            <w:szCs w:val="19"/>
+            <w:u w:val="single"/>
+          </w:rPr>
+          <w:t>v0.3.53</w:t>
+        </w:r>
+      </w:hyperlink>
+      <w:r>
+        <w:rPr>
+          <w:b/>
+          <w:color w:val="183F5C"/>
+        </w:rPr>
+        <w:t xml:space="preserve"> · </w:t>
       </w:r>
       <w:hyperlink r:id="rId23">
         <w:r>

--- a/assets/documents/henry-perkins-wordpress-support-engineer-resume.docx
+++ b/assets/documents/henry-perkins-wordpress-support-engineer-resume.docx
@@ -267,93 +267,6 @@
           <w:b/>
           <w:color w:val="183F5C"/>
         </w:rPr>
-        <w:t>PRODUCTION ROOT-CAUSE DEBUGGING</w:t>
-      </w:r>
-    </w:p>
-    <w:p>
-      <w:pPr>
-        <w:pStyle w:val="ResumeEntry"/>
-        <w:keepNext/>
-      </w:pPr>
-      <w:r>
-        <w:rPr>
-          <w:b/>
-        </w:rPr>
-        <w:t>HPerkins Tokens — WordPress block theme</w:t>
-      </w:r>
-      <w:r>
-        <w:rPr>
-          <w:color w:val="525D6B"/>
-        </w:rPr>
-        <w:t xml:space="preserve">  |  production incident · Jul 2026</w:t>
-      </w:r>
-    </w:p>
-    <w:p>
-      <w:pPr>
-        <w:pStyle w:val="ResumeBody"/>
-        <w:spacing w:after="36"/>
-      </w:pPr>
-      <w:r>
-        <w:rPr>
-          <w:b/>
-          <w:color w:val="183F5C"/>
-        </w:rPr>
-        <w:t xml:space="preserve">SHIPPED — </w:t>
-      </w:r>
-      <w:r>
-        <w:t xml:space="preserve">Reproduced a production-only accessibility regression: Page Optimize reversed local stylesheet order; Assembler’s unresolved </w:t>
-      </w:r>
-      <w:r>
-        <w:rPr>
-          <w:b/>
-        </w:rPr>
-        <w:t>theme-4</w:t>
-      </w:r>
-      <w:r>
-        <w:t xml:space="preserve"> token invalidated the outline shorthand, and equal-specificity rules left buttons without visible keyboard focus rings. Fixed the cascade in </w:t>
-      </w:r>
-      <w:hyperlink r:id="rId13">
-        <w:r>
-          <w:rPr>
-            <w:b/>
-            <w:color w:val="1B5B84"/>
-            <w:szCs w:val="19"/>
-            <w:u w:val="single"/>
-          </w:rPr>
-          <w:t>commit c5dc3a1</w:t>
-        </w:r>
-      </w:hyperlink>
-      <w:r>
-        <w:t xml:space="preserve"> and added a browser regression that replays production ordering before asserting the 3px ring; released as </w:t>
-      </w:r>
-      <w:hyperlink r:id="rId14">
-        <w:r>
-          <w:rPr>
-            <w:b/>
-            <w:color w:val="1B5B84"/>
-            <w:szCs w:val="19"/>
-            <w:u w:val="single"/>
-          </w:rPr>
-          <w:t>v0.3.52</w:t>
-        </w:r>
-      </w:hyperlink>
-      <w:r>
-        <w:t>.</w:t>
-      </w:r>
-    </w:p>
-    <w:p>
-      <w:pPr>
-        <w:pStyle w:val="ResumeSection"/>
-        <w:keepNext/>
-        <w:pBdr>
-          <w:bottom w:val="single" w:sz="5" w:space="1" w:color="9FB3C5"/>
-        </w:pBdr>
-      </w:pPr>
-      <w:r>
-        <w:rPr>
-          <w:b/>
-          <w:color w:val="183F5C"/>
-        </w:rPr>
         <w:t>UPSTREAM WORDPRESS CONTRIBUTION RECORD</w:t>
       </w:r>
     </w:p>
@@ -463,7 +376,7 @@
         </w:r>
       </w:hyperlink>
       <w:r>
-        <w:t xml:space="preserve"> remains open as of Jul 21, 2026.</w:t>
+        <w:t xml:space="preserve"> remains open as of Jul 30, 2026. Reviewed and reproduced that fix, confirming capture and identifying a double-logging regression when a provider's own bridge stays active.</w:t>
       </w:r>
     </w:p>
     <w:p>
@@ -600,7 +513,7 @@
         </w:r>
       </w:hyperlink>
       <w:r>
-        <w:t>: theme.json tokens, Gutenberg patterns, accessible focus states, and browser verification against production CSS ordering.</w:t>
+        <w:t>: theme.json tokens, Gutenberg patterns, and accessible focus states.</w:t>
       </w:r>
     </w:p>
     <w:p>

--- a/assets/documents/henry-perkins-wordpress-support-engineer-resume.docx
+++ b/assets/documents/henry-perkins-wordpress-support-engineer-resume.docx
@@ -4,6 +4,7 @@
   <w:body>
     <w:p>
       <w:pPr>
+        <w:pStyle w:val="Heading1"/>
         <w:keepLines/>
         <w:spacing w:after="28"/>
       </w:pPr>
@@ -17,10 +18,7 @@
       </w:r>
     </w:p>
     <w:p>
-      <w:pPr>
-        <w:keepLines/>
-        <w:spacing w:after="42"/>
-      </w:pPr>
+      <w:pPr/>
       <w:r>
         <w:rPr>
           <w:b/>
@@ -29,17 +27,14 @@
       </w:r>
     </w:p>
     <w:p>
-      <w:pPr>
-        <w:keepLines/>
-        <w:spacing w:after="46"/>
-      </w:pPr>
+      <w:pPr/>
       <w:r>
         <w:rPr>
           <w:color w:val="525D6B"/>
         </w:rPr>
         <w:t xml:space="preserve">Chicago, IL  ·  </w:t>
       </w:r>
-      <w:hyperlink r:id="rId6">
+      <w:hyperlink r:id="rId6" w:history="1">
         <w:r>
           <w:rPr>
             <w:color w:val="1B5B84"/>
@@ -55,7 +50,7 @@
         </w:rPr>
         <w:t xml:space="preserve">  ·  </w:t>
       </w:r>
-      <w:hyperlink r:id="rId7">
+      <w:hyperlink r:id="rId7" w:history="1">
         <w:r>
           <w:rPr>
             <w:color w:val="1B5B84"/>
@@ -71,7 +66,7 @@
         </w:rPr>
         <w:t xml:space="preserve">  ·  </w:t>
       </w:r>
-      <w:hyperlink r:id="rId8">
+      <w:hyperlink r:id="rId8" w:history="1">
         <w:r>
           <w:rPr>
             <w:color w:val="1B5B84"/>
@@ -84,9 +79,20 @@
     </w:p>
     <w:p>
       <w:pPr>
-        <w:keepLines/>
-        <w:spacing w:after="46"/>
+        <w:pStyle w:val="ResumeEvent"/>
       </w:pPr>
+      <w:r>
+        <w:rPr>
+          <w:rFonts w:ascii="Calibri" w:hAnsi="Calibri"/>
+          <w:b/>
+          <w:color w:val="9A7530"/>
+          <w:sz w:val="17"/>
+        </w:rPr>
+        <w:t>WORDCAMP US 2026 — Phoenix, Aug 16–19 · Selected to staff the Core AI booth</w:t>
+      </w:r>
+    </w:p>
+    <w:p>
+      <w:pPr/>
       <w:r>
         <w:rPr>
           <w:b/>
@@ -100,7 +106,7 @@
     </w:p>
     <w:p>
       <w:pPr>
-        <w:pStyle w:val="ResumeSection"/>
+        <w:pStyle w:val="Heading2"/>
         <w:keepNext/>
         <w:pBdr>
           <w:bottom w:val="single" w:sz="5" w:space="1" w:color="9FB3C5"/>
@@ -135,15 +141,15 @@
     <w:p>
       <w:pPr>
         <w:pStyle w:val="ResumeBody"/>
-        <w:spacing w:after="36"/>
+        <w:spacing w:after="12"/>
       </w:pPr>
       <w:r>
-        <w:t>Resolved WordPress.com user issues across publishing, site configuration, billing, domains, and DNS; wrote clear troubleshooting that addressed root causes rather than symptoms. Turned recurring problems into documentation, bug reports, and reproducible details for product and engineering.</w:t>
+        <w:t>Resolved WordPress.com issues across publishing, configuration, billing, domains, and DNS; wrote root-cause troubleshooting and reproducible details for customers, product, and engineering.</w:t>
       </w:r>
     </w:p>
     <w:p>
       <w:pPr>
-        <w:pStyle w:val="ResumeSection"/>
+        <w:pStyle w:val="Heading2"/>
         <w:keepNext/>
         <w:pBdr>
           <w:bottom w:val="single" w:sz="5" w:space="1" w:color="9FB3C5"/>
@@ -178,21 +184,18 @@
     <w:p>
       <w:pPr>
         <w:pStyle w:val="ResumeBody"/>
+        <w:spacing w:after="12"/>
       </w:pPr>
       <w:r>
         <w:rPr>
           <w:b/>
           <w:color w:val="183F5C"/>
         </w:rPr>
-        <w:t xml:space="preserve">LIVE — </w:t>
+        <w:t xml:space="preserve">LIVE — Delivered </w:t>
       </w:r>
-      <w:r>
-        <w:t xml:space="preserve">Delivered </w:t>
-      </w:r>
-      <w:hyperlink r:id="rId10">
+      <w:hyperlink r:id="rId9" w:history="1">
         <w:r>
           <w:rPr>
-            <w:b/>
             <w:color w:val="1B5B84"/>
             <w:szCs w:val="19"/>
             <w:u w:val="single"/>
@@ -201,62 +204,25 @@
         </w:r>
       </w:hyperlink>
       <w:r>
-        <w:t xml:space="preserve"> from discovery through launch: a booking-first, one-screen flow rebuilt from React as static JavaScript on one Cloudflare Worker, with a server-side </w:t>
+        <w:t xml:space="preserve"> from discovery through launch: a booking-first static JavaScript experience on one Cloudflare Worker with a validated server-side booking route; </w:t>
       </w:r>
-      <w:r>
-        <w:rPr>
-          <w:b/>
-        </w:rPr>
-        <w:t>/api/booking</w:t>
-      </w:r>
-      <w:r>
-        <w:t xml:space="preserve"> </w:t>
-      </w:r>
-      <w:r>
-        <w:t>endpoint configured to route requests to the ministry inboxes</w:t>
-      </w:r>
-      <w:r>
-        <w:t xml:space="preserve"> and no form vendor in the path.</w:t>
-      </w:r>
-    </w:p>
-    <w:p>
-      <w:pPr>
-        <w:pStyle w:val="ResumeBody"/>
-        <w:spacing w:after="36"/>
-      </w:pPr>
-      <w:r>
-        <w:t xml:space="preserve">Made delivery and iteration inspectable through the </w:t>
-      </w:r>
-      <w:hyperlink r:id="rId11">
+      <w:hyperlink r:id="rId10" w:history="1">
         <w:r>
           <w:rPr>
             <w:color w:val="1B5B84"/>
             <w:szCs w:val="19"/>
             <w:u w:val="single"/>
           </w:rPr>
-          <w:t>shipped second design</w:t>
+          <w:t>public source</w:t>
         </w:r>
       </w:hyperlink>
       <w:r>
-        <w:t xml:space="preserve"> and the </w:t>
-      </w:r>
-      <w:hyperlink r:id="rId12">
-        <w:r>
-          <w:rPr>
-            <w:color w:val="1B5B84"/>
-            <w:szCs w:val="19"/>
-            <w:u w:val="single"/>
-          </w:rPr>
-          <w:t>prior public build</w:t>
-        </w:r>
-      </w:hyperlink>
-      <w:r>
-        <w:t>.</w:t>
+        <w:t xml:space="preserve"> keeps the handoff inspectable.</w:t>
       </w:r>
     </w:p>
     <w:p>
       <w:pPr>
-        <w:pStyle w:val="ResumeSection"/>
+        <w:pStyle w:val="Heading2"/>
         <w:keepNext/>
         <w:pBdr>
           <w:bottom w:val="single" w:sz="5" w:space="1" w:color="9FB3C5"/>
@@ -273,7 +239,7 @@
     <w:p>
       <w:pPr>
         <w:pStyle w:val="ResumeBody"/>
-        <w:spacing w:after="16"/>
+        <w:spacing w:after="12"/>
       </w:pPr>
       <w:r>
         <w:rPr>
@@ -282,10 +248,9 @@
         </w:rPr>
         <w:t xml:space="preserve">MERGED — </w:t>
       </w:r>
-      <w:hyperlink r:id="rId15">
+      <w:hyperlink r:id="rId11" w:history="1">
         <w:r>
           <w:rPr>
-            <w:b/>
             <w:color w:val="1B5B84"/>
             <w:szCs w:val="19"/>
             <w:u w:val="single"/>
@@ -300,7 +265,59 @@
     <w:p>
       <w:pPr>
         <w:pStyle w:val="ResumeBody"/>
-        <w:spacing w:after="16"/>
+        <w:spacing w:after="12"/>
+      </w:pPr>
+      <w:r>
+        <w:rPr>
+          <w:b/>
+          <w:color w:val="183F5C"/>
+        </w:rPr>
+        <w:t xml:space="preserve">OPEN UPSTREAM CODE — </w:t>
+      </w:r>
+      <w:hyperlink r:id="rId12" w:history="1">
+        <w:r>
+          <w:rPr>
+            <w:color w:val="1B5B84"/>
+            <w:szCs w:val="19"/>
+            <w:u w:val="single"/>
+          </w:rPr>
+          <w:t>WordPress/php-ai-client PR #263</w:t>
+        </w:r>
+      </w:hyperlink>
+      <w:r>
+        <w:t>: authored regression coverage and finite-vector validation rejecting NAN, INF, and -INF embedding values.</w:t>
+      </w:r>
+    </w:p>
+    <w:p>
+      <w:pPr>
+        <w:pStyle w:val="ResumeBody"/>
+        <w:spacing w:after="12"/>
+      </w:pPr>
+      <w:r>
+        <w:rPr>
+          <w:b/>
+          <w:color w:val="183F5C"/>
+        </w:rPr>
+        <w:t xml:space="preserve">OPEN UPSTREAM CODE — </w:t>
+      </w:r>
+      <w:hyperlink r:id="rId13" w:history="1">
+        <w:r>
+          <w:rPr>
+            <w:color w:val="1B5B84"/>
+            <w:szCs w:val="19"/>
+            <w:u w:val="single"/>
+          </w:rPr>
+          <w:t>WordPress/ai-provider-for-openai PR #40</w:t>
+        </w:r>
+      </w:hyperlink>
+      <w:r>
+        <w:t>: authored model-aware sampling compatibility metadata and tests for OpenAI reasoning models.</w:t>
+      </w:r>
+    </w:p>
+    <w:p>
+      <w:pPr>
+        <w:pStyle w:val="ResumeBody"/>
+        <w:spacing w:after="12"/>
       </w:pPr>
       <w:r>
         <w:rPr>
@@ -309,10 +326,9 @@
         </w:rPr>
         <w:t xml:space="preserve">REPORTED · FIX SHIPPED — </w:t>
       </w:r>
-      <w:hyperlink r:id="rId16">
+      <w:hyperlink r:id="rId14" w:history="1">
         <w:r>
           <w:rPr>
-            <w:b/>
             <w:color w:val="1B5B84"/>
             <w:szCs w:val="19"/>
             <w:u w:val="single"/>
@@ -321,12 +337,11 @@
         </w:r>
       </w:hyperlink>
       <w:r>
-        <w:t xml:space="preserve">: reported a Guidelines content-type defect; the maintainer fix in </w:t>
+        <w:t xml:space="preserve">: reported and reproduced a Guidelines content-type defect; a maintainer authored </w:t>
       </w:r>
-      <w:hyperlink r:id="rId17">
+      <w:hyperlink r:id="rId15" w:history="1">
         <w:r>
           <w:rPr>
-            <w:b/>
             <w:color w:val="1B5B84"/>
             <w:szCs w:val="19"/>
             <w:u w:val="single"/>
@@ -335,25 +350,37 @@
         </w:r>
       </w:hyperlink>
       <w:r>
-        <w:t xml:space="preserve"> merged May 20 and shipped in WordPress AI Plugin 1.0.1.</w:t>
+        <w:t xml:space="preserve"> and </w:t>
+      </w:r>
+      <w:hyperlink r:id="rId16" w:history="1">
+        <w:r>
+          <w:rPr>
+            <w:color w:val="1B5B84"/>
+            <w:szCs w:val="19"/>
+            <w:u w:val="single"/>
+          </w:rPr>
+          <w:t>WordPress AI 1.0.1</w:t>
+        </w:r>
+      </w:hyperlink>
+      <w:r>
+        <w:t xml:space="preserve"> shipped it.</w:t>
       </w:r>
     </w:p>
     <w:p>
       <w:pPr>
         <w:pStyle w:val="ResumeBody"/>
-        <w:spacing w:after="36"/>
+        <w:spacing w:after="12"/>
       </w:pPr>
       <w:r>
         <w:rPr>
           <w:b/>
           <w:color w:val="183F5C"/>
         </w:rPr>
-        <w:t xml:space="preserve">OPEN — </w:t>
+        <w:t xml:space="preserve">REPORTED · INTEGRATION TESTED — </w:t>
       </w:r>
-      <w:hyperlink r:id="rId18">
+      <w:hyperlink r:id="rId17" w:history="1">
         <w:r>
           <w:rPr>
-            <w:b/>
             <w:color w:val="1B5B84"/>
             <w:szCs w:val="19"/>
             <w:u w:val="single"/>
@@ -362,12 +389,11 @@
         </w:r>
       </w:hyperlink>
       <w:r>
-        <w:t xml:space="preserve">: reported the custom-transport request-logging gap; the provider-agnostic fix in </w:t>
+        <w:t xml:space="preserve">: authored the report and reproduction. Anubhav Anand authored </w:t>
       </w:r>
-      <w:hyperlink r:id="rId19">
+      <w:hyperlink r:id="rId18" w:history="1">
         <w:r>
           <w:rPr>
-            <w:b/>
             <w:color w:val="1B5B84"/>
             <w:szCs w:val="19"/>
             <w:u w:val="single"/>
@@ -376,12 +402,12 @@
         </w:r>
       </w:hyperlink>
       <w:r>
-        <w:t xml:space="preserve"> remains open as of Jul 30, 2026. Reviewed and reproduced that fix, confirming capture and identifying a double-logging regression when a provider's own bridge stays active.</w:t>
+        <w:t>; Henry tested lifecycle capture, found duplicate successes and missing failures, and proposed the ownership split.</w:t>
       </w:r>
     </w:p>
     <w:p>
       <w:pPr>
-        <w:pStyle w:val="ResumeSection"/>
+        <w:pStyle w:val="Heading2"/>
         <w:keepNext/>
         <w:pBdr>
           <w:bottom w:val="single" w:sz="5" w:space="1" w:color="9FB3C5"/>
@@ -393,6 +419,50 @@
           <w:color w:val="183F5C"/>
         </w:rPr>
         <w:t>TECHNICAL PROOF</w:t>
+      </w:r>
+    </w:p>
+    <w:p>
+      <w:pPr>
+        <w:pStyle w:val="ResumeEntry"/>
+        <w:keepNext/>
+      </w:pPr>
+      <w:r>
+        <w:rPr>
+          <w:b/>
+        </w:rPr>
+        <w:t>Flavor Agent — Author</w:t>
+      </w:r>
+      <w:r>
+        <w:rPr>
+          <w:color w:val="525D6B"/>
+        </w:rPr>
+        <w:t xml:space="preserve">  |  WordPress agent-governance plugin</w:t>
+      </w:r>
+    </w:p>
+    <w:p>
+      <w:pPr>
+        <w:pStyle w:val="ResumeBody"/>
+        <w:spacing w:after="12"/>
+      </w:pPr>
+      <w:r>
+        <w:rPr>
+          <w:b/>
+          <w:color w:val="183F5C"/>
+        </w:rPr>
+        <w:t xml:space="preserve">PRERELEASE + ACTIVE — </w:t>
+      </w:r>
+      <w:hyperlink r:id="rId19" w:history="1">
+        <w:r>
+          <w:rPr>
+            <w:color w:val="1B5B84"/>
+            <w:szCs w:val="19"/>
+            <w:u w:val="single"/>
+          </w:rPr>
+          <w:t>v0.1.0-rc.3</w:t>
+        </w:r>
+      </w:hyperlink>
+      <w:r>
+        <w:t xml:space="preserve"> is the latest public prerelease; post-RC3 main adds governed content/template apply and undo, schema hardening, and canonical target authorization; unreleased.</w:t>
       </w:r>
     </w:p>
     <w:p>
@@ -416,19 +486,18 @@
     <w:p>
       <w:pPr>
         <w:pStyle w:val="ResumeBody"/>
-        <w:spacing w:after="16"/>
+        <w:spacing w:after="12"/>
       </w:pPr>
       <w:r>
         <w:rPr>
           <w:b/>
           <w:color w:val="183F5C"/>
         </w:rPr>
-        <w:t xml:space="preserve">SHIPPED — </w:t>
+        <w:t xml:space="preserve">RELEASED OWNED WORK — </w:t>
       </w:r>
-      <w:hyperlink r:id="rId20">
+      <w:hyperlink r:id="rId20" w:history="1">
         <w:r>
           <w:rPr>
-            <w:b/>
             <w:color w:val="1B5B84"/>
             <w:szCs w:val="19"/>
             <w:u w:val="single"/>
@@ -437,20 +506,7 @@
         </w:r>
       </w:hyperlink>
       <w:r>
-        <w:t xml:space="preserve"> (Jul 2, 2026; </w:t>
-      </w:r>
-      <w:hyperlink r:id="rId21">
-        <w:r>
-          <w:rPr>
-            <w:color w:val="1B5B84"/>
-            <w:szCs w:val="19"/>
-            <w:u w:val="single"/>
-          </w:rPr>
-          <w:t>commit 2827bb5</w:t>
-        </w:r>
-      </w:hyperlink>
-      <w:r>
-        <w:t>): WordPress AI Client provider for Codex text and capability-gated image generation, using a localhost sidecar and isolated per-user runtime state. Released independently; not merged into WordPress/ai.</w:t>
+        <w:t>: WordPress AI Client provider for Codex text and capability-gated image generation with isolated per-user runtime state.</w:t>
       </w:r>
     </w:p>
     <w:p>
@@ -474,19 +530,18 @@
     <w:p>
       <w:pPr>
         <w:pStyle w:val="ResumeBody"/>
-        <w:spacing w:after="36"/>
+        <w:spacing w:after="12"/>
       </w:pPr>
       <w:r>
         <w:rPr>
           <w:b/>
           <w:color w:val="183F5C"/>
         </w:rPr>
-        <w:t xml:space="preserve">LIVE + SHIPPED — </w:t>
+        <w:t xml:space="preserve">RELEASED OWNED WORK — </w:t>
       </w:r>
-      <w:hyperlink r:id="rId26">
+      <w:hyperlink r:id="rId21" w:history="1">
         <w:r>
           <w:rPr>
-            <w:b/>
             <w:color w:val="1B5B84"/>
             <w:szCs w:val="19"/>
             <w:u w:val="single"/>
@@ -495,16 +550,11 @@
         </w:r>
       </w:hyperlink>
       <w:r>
-        <w:rPr>
-          <w:b/>
-          <w:color w:val="183F5C"/>
-        </w:rPr>
         <w:t xml:space="preserve"> · </w:t>
       </w:r>
-      <w:hyperlink r:id="rId23">
+      <w:hyperlink r:id="rId7" w:history="1">
         <w:r>
           <w:rPr>
-            <w:b/>
             <w:color w:val="1B5B84"/>
             <w:szCs w:val="19"/>
             <w:u w:val="single"/>
@@ -513,12 +563,12 @@
         </w:r>
       </w:hyperlink>
       <w:r>
-        <w:t>: theme.json tokens, Gutenberg patterns, and accessible focus states.</w:t>
+        <w:t>: token-governed block theme and accessible evidence system. Later commerce work is merged to main and unreleased.</w:t>
       </w:r>
     </w:p>
     <w:p>
       <w:pPr>
-        <w:pStyle w:val="ResumeSection"/>
+        <w:pStyle w:val="Heading2"/>
         <w:keepNext/>
         <w:pBdr>
           <w:bottom w:val="single" w:sz="5" w:space="1" w:color="9FB3C5"/>
@@ -535,49 +585,19 @@
     <w:p>
       <w:pPr>
         <w:pStyle w:val="ResumeBody"/>
-        <w:spacing w:after="16"/>
+        <w:spacing w:after="12"/>
       </w:pPr>
       <w:r>
-        <w:rPr>
-          <w:b/>
-        </w:rPr>
-        <w:t xml:space="preserve">WordPress: </w:t>
-      </w:r>
-      <w:r>
-        <w:t xml:space="preserve">PHP, JavaScript, Gutenberg, REST API, WP-CLI  ·  </w:t>
-      </w:r>
-      <w:r>
-        <w:rPr>
-          <w:b/>
-        </w:rPr>
-        <w:t xml:space="preserve">Support: </w:t>
-      </w:r>
-      <w:r>
-        <w:t xml:space="preserve">HTTP, DNS, CSS cascade, browser debugging, escalation triage, customer communication  ·  </w:t>
-      </w:r>
-      <w:r>
-        <w:rPr>
-          <w:b/>
-        </w:rPr>
-        <w:t xml:space="preserve">Tooling: </w:t>
-      </w:r>
-      <w:r>
-        <w:t>Git/GitHub, GitHub Actions, Plugin Check, PHPStan, Cloudflare Workers.</w:t>
+        <w:t>WordPress: PHP, JavaScript, Gutenberg, REST API, WP-CLI  ·  Support: HTTP, DNS, CSS cascade, browser debugging, escalation triage, customer communication  ·  Tooling: Git/GitHub, GitHub Actions, Plugin Check, PHPStan, Cloudflare Workers.</w:t>
       </w:r>
     </w:p>
     <w:p>
       <w:pPr>
         <w:pStyle w:val="ResumeBody"/>
-        <w:spacing w:after="0"/>
+        <w:spacing w:after="12"/>
       </w:pPr>
       <w:r>
-        <w:rPr>
-          <w:b/>
-        </w:rPr>
-        <w:t xml:space="preserve">Earlier customer and operations roles: </w:t>
-      </w:r>
-      <w:r>
-        <w:t>Starbucks Shift Supervisor (2019–2022); Sodexo Starbucks Manager (2018–2019); Clinique Consultant (2015–2017); PageLines Developer Community Manager (2012); Micro Center Customer Service/Sales (2009–2012).</w:t>
+        <w:t>Earlier customer and operations roles: Starbucks Shift Supervisor (2019–2022); Sodexo Starbucks Manager (2018–2019); Clinique Consultant (2015–2017); PageLines Developer Community Manager (2012); Micro Center Customer Service/Sales (2009–2012).</w:t>
       </w:r>
     </w:p>
     <w:sectPr>
@@ -1201,17 +1221,16 @@
     <w:qFormat/>
     <w:rsid w:val="00FC693F"/>
     <w:pPr>
-      <w:keepNext/>
       <w:keepLines/>
-      <w:spacing w:before="480" w:after="0"/>
+      <w:spacing w:after="28"/>
       <w:outlineLvl w:val="0"/>
     </w:pPr>
     <w:rPr>
-      <w:rFonts w:asciiTheme="majorHAnsi" w:eastAsiaTheme="majorEastAsia" w:hAnsiTheme="majorHAnsi" w:cstheme="majorBidi"/>
+      <w:rFonts w:asciiTheme="majorHAnsi" w:eastAsiaTheme="majorEastAsia" w:hAnsiTheme="majorHAnsi" w:cstheme="majorBidi" w:ascii="Calibri" w:hAnsi="Calibri"/>
       <w:b/>
       <w:bCs/>
-      <w:color w:val="365F91" w:themeColor="accent1" w:themeShade="BF"/>
-      <w:sz w:val="28"/>
+      <w:color w:val="183F5C"/>
+      <w:sz w:val="35"/>
       <w:szCs w:val="28"/>
     </w:rPr>
   </w:style>
@@ -1226,16 +1245,15 @@
     <w:rsid w:val="00FC693F"/>
     <w:pPr>
       <w:keepNext/>
-      <w:keepLines/>
-      <w:spacing w:before="200" w:after="0"/>
+      <w:spacing/>
       <w:outlineLvl w:val="1"/>
     </w:pPr>
     <w:rPr>
-      <w:rFonts w:asciiTheme="majorHAnsi" w:eastAsiaTheme="majorEastAsia" w:hAnsiTheme="majorHAnsi" w:cstheme="majorBidi"/>
+      <w:rFonts w:asciiTheme="majorHAnsi" w:eastAsiaTheme="majorEastAsia" w:hAnsiTheme="majorHAnsi" w:cstheme="majorBidi" w:ascii="Calibri" w:hAnsi="Calibri"/>
       <w:b/>
       <w:bCs/>
-      <w:color w:val="4F81BD" w:themeColor="accent1"/>
-      <w:sz w:val="26"/>
+      <w:color w:val="183F5C"/>
+      <w:sz w:val="19"/>
       <w:szCs w:val="26"/>
     </w:rPr>
   </w:style>
@@ -12195,6 +12213,20 @@
     <w:pPr>
       <w:spacing w:before="86" w:after="44"/>
     </w:pPr>
+  </w:style>
+  <w:style w:type="paragraph" w:customStyle="1" w:styleId="ResumeEvent">
+    <w:name w:val="Resume Event"/>
+    <w:basedOn w:val="Normal"/>
+    <w:pPr>
+      <w:keepLines/>
+      <w:spacing w:before="0" w:after="24" w:line="240" w:lineRule="auto"/>
+    </w:pPr>
+    <w:rPr>
+      <w:rFonts w:ascii="Calibri" w:hAnsi="Calibri"/>
+      <w:b/>
+      <w:color w:val="9A7530"/>
+      <w:sz w:val="17"/>
+    </w:rPr>
   </w:style>
 </w:styles>
 </file>

--- a/assets/documents/henry-perkins-wordpress-support-engineer-resume.docx
+++ b/assets/documents/henry-perkins-wordpress-support-engineer-resume.docx
@@ -23,7 +23,7 @@
         <w:rPr>
           <w:b/>
         </w:rPr>
-        <w:t>PHP · JavaScript · Gutenberg · REST/HTTP/DNS · Root-cause debugging · Customer communication</w:t>
+        <w:t>WordPress · Gutenberg · REST/HTTP/DNS · Defect reproduction · Fix validation · Customer communication</w:t>
       </w:r>
     </w:p>
     <w:p>
@@ -38,7 +38,6 @@
         <w:r>
           <w:rPr>
             <w:color w:val="1B5B84"/>
-            <w:szCs w:val="19"/>
             <w:u w:val="single"/>
           </w:rPr>
           <w:t>htperkins@gmail.com</w:t>
@@ -54,7 +53,6 @@
         <w:r>
           <w:rPr>
             <w:color w:val="1B5B84"/>
-            <w:szCs w:val="19"/>
             <w:u w:val="single"/>
           </w:rPr>
           <w:t>hperkins.blog</w:t>
@@ -70,7 +68,6 @@
         <w:r>
           <w:rPr>
             <w:color w:val="1B5B84"/>
-            <w:szCs w:val="19"/>
             <w:u w:val="single"/>
           </w:rPr>
           <w:t>GitHub</w:t>
@@ -86,22 +83,17 @@
           <w:rFonts w:ascii="Calibri" w:hAnsi="Calibri"/>
           <w:b/>
           <w:color w:val="9A7530"/>
-          <w:sz w:val="17"/>
+          <w:sz w:val="18"/>
         </w:rPr>
-        <w:t>WORDCAMP US 2026 — Phoenix, Aug 16–19 · Selected to staff the Core AI booth</w:t>
+        <w:t>WORDCAMP US 2026 — Phoenix · Staffed the Core AI booth, walking maintainers and agency developers through AI provider tooling</w:t>
       </w:r>
     </w:p>
     <w:p>
-      <w:pPr/>
+      <w:pPr>
+        <w:spacing w:after="60"/>
+      </w:pPr>
       <w:r>
-        <w:rPr>
-          <w:b/>
-          <w:color w:val="183F5C"/>
-        </w:rPr>
-        <w:t>TARGET: SUPPORT ENGINEER</w:t>
-      </w:r>
-      <w:r>
-        <w:t xml:space="preserve"> — WordPress support, site delivery, root-cause debugging, and clear handoff between customers and engineering.</w:t>
+        <w:t>WordPress support professional with prior WordPress.com support experience, current independent client delivery, and upstream WordPress contributions. Reproduces defects, tests fixes, and reports findings to customers and engineering.</w:t>
       </w:r>
     </w:p>
     <w:p>
@@ -111,19 +103,96 @@
         <w:pBdr>
           <w:bottom w:val="single" w:sz="5" w:space="1" w:color="9FB3C5"/>
         </w:pBdr>
+        <w:spacing w:before="120" w:after="40"/>
       </w:pPr>
       <w:r>
         <w:rPr>
           <w:b/>
           <w:color w:val="183F5C"/>
         </w:rPr>
-        <w:t>WORDPRESS.COM SUPPORT</w:t>
+        <w:t>EXPERIENCE</w:t>
       </w:r>
     </w:p>
     <w:p>
       <w:pPr>
         <w:pStyle w:val="ResumeEntry"/>
         <w:keepNext/>
+        <w:spacing w:before="60" w:after="10"/>
+      </w:pPr>
+      <w:r>
+        <w:rPr>
+          <w:b/>
+        </w:rPr>
+        <w:t>Independent Technology Consultant — Lakefront Digital</w:t>
+      </w:r>
+      <w:r>
+        <w:rPr>
+          <w:color w:val="525D6B"/>
+        </w:rPr>
+        <w:t xml:space="preserve">  |  Oct 2022–Present · Chicago, remote</w:t>
+      </w:r>
+    </w:p>
+    <w:p>
+      <w:pPr>
+        <w:pStyle w:val="ResumeBody"/>
+        <w:spacing w:after="40"/>
+      </w:pPr>
+      <w:r>
+        <w:rPr>
+          <w:b/>
+          <w:color w:val="183F5C"/>
+        </w:rPr>
+        <w:t xml:space="preserve">Delivery scope — </w:t>
+      </w:r>
+      <w:r>
+        <w:t>WordPress builds, API integrations, and documentation from discovery through post-launch support.</w:t>
+      </w:r>
+    </w:p>
+    <w:p>
+      <w:pPr>
+        <w:pStyle w:val="ResumeBody"/>
+        <w:spacing w:after="40"/>
+      </w:pPr>
+      <w:r>
+        <w:rPr>
+          <w:b/>
+          <w:color w:val="183F5C"/>
+        </w:rPr>
+        <w:t xml:space="preserve">Client launch — </w:t>
+      </w:r>
+      <w:r>
+        <w:t xml:space="preserve">Delivered </w:t>
+      </w:r>
+      <w:hyperlink r:id="rId9" w:history="1">
+        <w:r>
+          <w:rPr>
+            <w:color w:val="1B5B84"/>
+            <w:u w:val="single"/>
+          </w:rPr>
+          <w:t>DJ Lee &amp; Voices of Judah</w:t>
+        </w:r>
+      </w:hyperlink>
+      <w:r>
+        <w:t xml:space="preserve">’s booking-focused website from discovery through launch, including server-side booking validation and </w:t>
+      </w:r>
+      <w:hyperlink r:id="rId10" w:history="1">
+        <w:r>
+          <w:rPr>
+            <w:color w:val="1B5B84"/>
+            <w:u w:val="single"/>
+          </w:rPr>
+          <w:t>publicly available source code</w:t>
+        </w:r>
+      </w:hyperlink>
+      <w:r>
+        <w:t>.</w:t>
+      </w:r>
+    </w:p>
+    <w:p>
+      <w:pPr>
+        <w:pStyle w:val="ResumeEntry"/>
+        <w:keepNext/>
+        <w:spacing w:before="60" w:after="10"/>
       </w:pPr>
       <w:r>
         <w:rPr>
@@ -135,16 +204,16 @@
         <w:rPr>
           <w:color w:val="525D6B"/>
         </w:rPr>
-        <w:t xml:space="preserve">  |  Remote · Oct–Nov 2012</w:t>
+        <w:t xml:space="preserve">  |  WordPress.com · Remote · Oct–Nov 2012</w:t>
       </w:r>
     </w:p>
     <w:p>
       <w:pPr>
         <w:pStyle w:val="ResumeBody"/>
-        <w:spacing w:after="12"/>
+        <w:spacing w:after="40"/>
       </w:pPr>
       <w:r>
-        <w:t>Resolved WordPress.com issues across publishing, configuration, billing, domains, and DNS; wrote root-cause troubleshooting and reproducible details for customers, product, and engineering.</w:t>
+        <w:t>Resolved WordPress.com issues across publishing, configuration, billing, domains, and DNS, turning recurring problems into documentation and reproducible bug reports for customers, product, and engineering.</w:t>
       </w:r>
     </w:p>
     <w:p>
@@ -154,70 +223,190 @@
         <w:pBdr>
           <w:bottom w:val="single" w:sz="5" w:space="1" w:color="9FB3C5"/>
         </w:pBdr>
+        <w:spacing w:before="120" w:after="40"/>
       </w:pPr>
       <w:r>
         <w:rPr>
           <w:b/>
           <w:color w:val="183F5C"/>
         </w:rPr>
-        <w:t>NAMED CLIENT DELIVERY</w:t>
-      </w:r>
-    </w:p>
-    <w:p>
-      <w:pPr>
-        <w:pStyle w:val="ResumeEntry"/>
-        <w:keepNext/>
-      </w:pPr>
-      <w:r>
-        <w:rPr>
-          <w:b/>
-        </w:rPr>
-        <w:t>Independent Technology Consultant</w:t>
-      </w:r>
-      <w:r>
-        <w:rPr>
-          <w:color w:val="525D6B"/>
-        </w:rPr>
-        <w:t xml:space="preserve">  |  Oct 2022–Present · selected delivery in 2026</w:t>
+        <w:t>SELECTED WORDPRESS INVESTIGATIONS &amp; CONTRIBUTIONS</w:t>
       </w:r>
     </w:p>
     <w:p>
       <w:pPr>
         <w:pStyle w:val="ResumeBody"/>
-        <w:spacing w:after="12"/>
+        <w:spacing w:after="40"/>
       </w:pPr>
       <w:r>
         <w:rPr>
           <w:b/>
           <w:color w:val="183F5C"/>
         </w:rPr>
-        <w:t xml:space="preserve">LIVE — Delivered </w:t>
+        <w:t xml:space="preserve">Defect reproduction — </w:t>
       </w:r>
-      <w:hyperlink r:id="rId9" w:history="1">
+      <w:r>
+        <w:t>Reported and reproduced a WordPress AI Guidelines defect (</w:t>
+      </w:r>
+      <w:hyperlink r:id="rId11" w:history="1">
         <w:r>
           <w:rPr>
             <w:color w:val="1B5B84"/>
-            <w:szCs w:val="19"/>
             <w:u w:val="single"/>
           </w:rPr>
-          <w:t>DJ Lee &amp; Voices of Judah</w:t>
+          <w:t>Issue #529</w:t>
         </w:r>
       </w:hyperlink>
       <w:r>
-        <w:t xml:space="preserve"> from discovery through launch: a booking-first static JavaScript experience on one Cloudflare Worker with a validated server-side booking route; </w:t>
+        <w:t xml:space="preserve">): an artifact guideline could shadow the content guideline. A maintainer’s fix, </w:t>
       </w:r>
-      <w:hyperlink r:id="rId10" w:history="1">
+      <w:hyperlink r:id="rId12" w:history="1">
         <w:r>
           <w:rPr>
             <w:color w:val="1B5B84"/>
-            <w:szCs w:val="19"/>
             <w:u w:val="single"/>
           </w:rPr>
-          <w:t>public source</w:t>
+          <w:t>PR #593</w:t>
         </w:r>
       </w:hyperlink>
       <w:r>
-        <w:t xml:space="preserve"> keeps the handoff inspectable.</w:t>
+        <w:t xml:space="preserve">, shipped in </w:t>
+      </w:r>
+      <w:hyperlink r:id="rId13" w:history="1">
+        <w:r>
+          <w:rPr>
+            <w:color w:val="1B5B84"/>
+            <w:u w:val="single"/>
+          </w:rPr>
+          <w:t>WordPress AI 1.0.1</w:t>
+        </w:r>
+      </w:hyperlink>
+      <w:r>
+        <w:t>.</w:t>
+      </w:r>
+    </w:p>
+    <w:p>
+      <w:pPr>
+        <w:pStyle w:val="ResumeBody"/>
+        <w:spacing w:after="40"/>
+      </w:pPr>
+      <w:r>
+        <w:rPr>
+          <w:b/>
+          <w:color w:val="183F5C"/>
+        </w:rPr>
+        <w:t xml:space="preserve">Fix validation — </w:t>
+      </w:r>
+      <w:r>
+        <w:t>Reported a WordPress AI request-logging gap (</w:t>
+      </w:r>
+      <w:hyperlink r:id="rId14" w:history="1">
+        <w:r>
+          <w:rPr>
+            <w:color w:val="1B5B84"/>
+            <w:u w:val="single"/>
+          </w:rPr>
+          <w:t>Issue #732</w:t>
+        </w:r>
+      </w:hyperlink>
+      <w:r>
+        <w:t>); integration-tested Anubhav Anand’s proposed fix (</w:t>
+      </w:r>
+      <w:hyperlink r:id="rId15" w:history="1">
+        <w:r>
+          <w:rPr>
+            <w:color w:val="1B5B84"/>
+            <w:u w:val="single"/>
+          </w:rPr>
+          <w:t>PR #757</w:t>
+        </w:r>
+      </w:hyperlink>
+      <w:r>
+        <w:t>, open), found duplicate successes and missing failures, and proposed the ownership split.</w:t>
+      </w:r>
+    </w:p>
+    <w:p>
+      <w:pPr>
+        <w:pStyle w:val="ResumeBody"/>
+        <w:spacing w:after="40"/>
+      </w:pPr>
+      <w:r>
+        <w:rPr>
+          <w:b/>
+          <w:color w:val="183F5C"/>
+        </w:rPr>
+        <w:t xml:space="preserve">Documentation — </w:t>
+      </w:r>
+      <w:r>
+        <w:t xml:space="preserve">Wrote and refined the Content Resizing and Title Generation experiment documentation in </w:t>
+      </w:r>
+      <w:hyperlink r:id="rId16" w:history="1">
+        <w:r>
+          <w:rPr>
+            <w:color w:val="1B5B84"/>
+            <w:u w:val="single"/>
+          </w:rPr>
+          <w:t>WordPress/ai PR #501</w:t>
+        </w:r>
+      </w:hyperlink>
+      <w:r>
+        <w:t>; merged May 18, 2026 and credited in the 1.0.0 release notes.</w:t>
+      </w:r>
+    </w:p>
+    <w:p>
+      <w:pPr>
+        <w:pStyle w:val="ResumeBody"/>
+        <w:spacing w:after="40"/>
+      </w:pPr>
+      <w:r>
+        <w:rPr>
+          <w:b/>
+          <w:color w:val="183F5C"/>
+        </w:rPr>
+        <w:t xml:space="preserve">Compatibility fix — </w:t>
+      </w:r>
+      <w:r>
+        <w:t xml:space="preserve">Directed and reviewed an AI-assisted fix so the OpenAI provider advertises sampling options only for models that accept them, with tests: </w:t>
+      </w:r>
+      <w:hyperlink r:id="rId17" w:history="1">
+        <w:r>
+          <w:rPr>
+            <w:color w:val="1B5B84"/>
+            <w:u w:val="single"/>
+          </w:rPr>
+          <w:t>WordPress/ai-provider-for-openai PR #40</w:t>
+        </w:r>
+      </w:hyperlink>
+      <w:r>
+        <w:t>, merged Aug 16, 2026.</w:t>
+      </w:r>
+    </w:p>
+    <w:p>
+      <w:pPr>
+        <w:pStyle w:val="ResumeBody"/>
+        <w:spacing w:after="40"/>
+      </w:pPr>
+      <w:r>
+        <w:rPr>
+          <w:b/>
+          <w:color w:val="183F5C"/>
+        </w:rPr>
+        <w:t xml:space="preserve">Input validation — </w:t>
+      </w:r>
+      <w:r>
+        <w:t xml:space="preserve">Directed and reviewed an AI-assisted contribution that rejects NAN and infinite embedding values, with a regression test for each: </w:t>
+      </w:r>
+      <w:hyperlink r:id="rId18" w:history="1">
+        <w:r>
+          <w:rPr>
+            <w:color w:val="1B5B84"/>
+            <w:u w:val="single"/>
+          </w:rPr>
+          <w:t>WordPress/php-ai-client PR #263</w:t>
+        </w:r>
+      </w:hyperlink>
+      <w:r>
+        <w:t>, open contribution.</w:t>
       </w:r>
     </w:p>
     <w:p>
@@ -227,210 +416,36 @@
         <w:pBdr>
           <w:bottom w:val="single" w:sz="5" w:space="1" w:color="9FB3C5"/>
         </w:pBdr>
+        <w:spacing w:before="120" w:after="40"/>
       </w:pPr>
       <w:r>
         <w:rPr>
           <w:b/>
           <w:color w:val="183F5C"/>
         </w:rPr>
-        <w:t>UPSTREAM WORDPRESS CONTRIBUTION RECORD</w:t>
+        <w:t>SELECTED PROJECTS</w:t>
       </w:r>
     </w:p>
     <w:p>
       <w:pPr>
         <w:pStyle w:val="ResumeBody"/>
-        <w:spacing w:after="12"/>
+        <w:spacing w:after="40"/>
       </w:pPr>
       <w:r>
-        <w:rPr>
-          <w:b/>
-          <w:color w:val="183F5C"/>
-        </w:rPr>
-        <w:t xml:space="preserve">MERGED — </w:t>
-      </w:r>
-      <w:hyperlink r:id="rId11" w:history="1">
-        <w:r>
-          <w:rPr>
-            <w:color w:val="1B5B84"/>
-            <w:szCs w:val="19"/>
-            <w:u w:val="single"/>
-          </w:rPr>
-          <w:t>WordPress/ai PR #501</w:t>
-        </w:r>
-      </w:hyperlink>
-      <w:r>
-        <w:t>: authored Content Resizing and Title Generation experiment documentation; merged May 18, 2026.</w:t>
-      </w:r>
-    </w:p>
-    <w:p>
-      <w:pPr>
-        <w:pStyle w:val="ResumeBody"/>
-        <w:spacing w:after="12"/>
-      </w:pPr>
-      <w:r>
-        <w:rPr>
-          <w:b/>
-          <w:color w:val="183F5C"/>
-        </w:rPr>
-        <w:t xml:space="preserve">OPEN UPSTREAM CODE — </w:t>
-      </w:r>
-      <w:hyperlink r:id="rId12" w:history="1">
-        <w:r>
-          <w:rPr>
-            <w:color w:val="1B5B84"/>
-            <w:szCs w:val="19"/>
-            <w:u w:val="single"/>
-          </w:rPr>
-          <w:t>WordPress/php-ai-client PR #263</w:t>
-        </w:r>
-      </w:hyperlink>
-      <w:r>
-        <w:t>: authored regression coverage and finite-vector validation rejecting NAN, INF, and -INF embedding values.</w:t>
-      </w:r>
-    </w:p>
-    <w:p>
-      <w:pPr>
-        <w:pStyle w:val="ResumeBody"/>
-        <w:spacing w:after="12"/>
-      </w:pPr>
-      <w:r>
-        <w:rPr>
-          <w:b/>
-          <w:color w:val="183F5C"/>
-        </w:rPr>
-        <w:t xml:space="preserve">OPEN UPSTREAM CODE — </w:t>
-      </w:r>
-      <w:hyperlink r:id="rId13" w:history="1">
-        <w:r>
-          <w:rPr>
-            <w:color w:val="1B5B84"/>
-            <w:szCs w:val="19"/>
-            <w:u w:val="single"/>
-          </w:rPr>
-          <w:t>WordPress/ai-provider-for-openai PR #40</w:t>
-        </w:r>
-      </w:hyperlink>
-      <w:r>
-        <w:t>: authored model-aware sampling compatibility metadata and tests for OpenAI reasoning models.</w:t>
-      </w:r>
-    </w:p>
-    <w:p>
-      <w:pPr>
-        <w:pStyle w:val="ResumeBody"/>
-        <w:spacing w:after="12"/>
-      </w:pPr>
-      <w:r>
-        <w:rPr>
-          <w:b/>
-          <w:color w:val="183F5C"/>
-        </w:rPr>
-        <w:t xml:space="preserve">REPORTED · FIX SHIPPED — </w:t>
-      </w:r>
-      <w:hyperlink r:id="rId14" w:history="1">
-        <w:r>
-          <w:rPr>
-            <w:color w:val="1B5B84"/>
-            <w:szCs w:val="19"/>
-            <w:u w:val="single"/>
-          </w:rPr>
-          <w:t>Issue #529</w:t>
-        </w:r>
-      </w:hyperlink>
-      <w:r>
-        <w:t xml:space="preserve">: reported and reproduced a Guidelines content-type defect; a maintainer authored </w:t>
-      </w:r>
-      <w:hyperlink r:id="rId15" w:history="1">
-        <w:r>
-          <w:rPr>
-            <w:color w:val="1B5B84"/>
-            <w:szCs w:val="19"/>
-            <w:u w:val="single"/>
-          </w:rPr>
-          <w:t>PR #593</w:t>
-        </w:r>
-      </w:hyperlink>
-      <w:r>
-        <w:t xml:space="preserve"> and </w:t>
-      </w:r>
-      <w:hyperlink r:id="rId16" w:history="1">
-        <w:r>
-          <w:rPr>
-            <w:color w:val="1B5B84"/>
-            <w:szCs w:val="19"/>
-            <w:u w:val="single"/>
-          </w:rPr>
-          <w:t>WordPress AI 1.0.1</w:t>
-        </w:r>
-      </w:hyperlink>
-      <w:r>
-        <w:t xml:space="preserve"> shipped it.</w:t>
-      </w:r>
-    </w:p>
-    <w:p>
-      <w:pPr>
-        <w:pStyle w:val="ResumeBody"/>
-        <w:spacing w:after="12"/>
-      </w:pPr>
-      <w:r>
-        <w:rPr>
-          <w:b/>
-          <w:color w:val="183F5C"/>
-        </w:rPr>
-        <w:t xml:space="preserve">REPORTED · INTEGRATION TESTED — </w:t>
-      </w:r>
-      <w:hyperlink r:id="rId17" w:history="1">
-        <w:r>
-          <w:rPr>
-            <w:color w:val="1B5B84"/>
-            <w:szCs w:val="19"/>
-            <w:u w:val="single"/>
-          </w:rPr>
-          <w:t>Issue #732</w:t>
-        </w:r>
-      </w:hyperlink>
-      <w:r>
-        <w:t xml:space="preserve">: authored the report and reproduction. Anubhav Anand authored </w:t>
-      </w:r>
-      <w:hyperlink r:id="rId18" w:history="1">
-        <w:r>
-          <w:rPr>
-            <w:color w:val="1B5B84"/>
-            <w:szCs w:val="19"/>
-            <w:u w:val="single"/>
-          </w:rPr>
-          <w:t>PR #757</w:t>
-        </w:r>
-      </w:hyperlink>
-      <w:r>
-        <w:t>; Henry tested lifecycle capture, found duplicate successes and missing failures, and proposed the ownership split.</w:t>
-      </w:r>
-    </w:p>
-    <w:p>
-      <w:pPr>
-        <w:pStyle w:val="Heading2"/>
-        <w:keepNext/>
-        <w:pBdr>
-          <w:bottom w:val="single" w:sz="5" w:space="1" w:color="9FB3C5"/>
-        </w:pBdr>
-      </w:pPr>
-      <w:r>
-        <w:rPr>
-          <w:b/>
-          <w:color w:val="183F5C"/>
-        </w:rPr>
-        <w:t>TECHNICAL PROOF</w:t>
+        <w:t>Solo projects, built AI-assisted under my direction and review, with public tagged releases.</w:t>
       </w:r>
     </w:p>
     <w:p>
       <w:pPr>
         <w:pStyle w:val="ResumeEntry"/>
         <w:keepNext/>
+        <w:spacing w:before="60" w:after="10"/>
       </w:pPr>
       <w:r>
         <w:rPr>
           <w:b/>
         </w:rPr>
-        <w:t>Flavor Agent — Author</w:t>
+        <w:t>Flavor Agent — Creator</w:t>
       </w:r>
       <w:r>
         <w:rPr>
@@ -442,39 +457,32 @@
     <w:p>
       <w:pPr>
         <w:pStyle w:val="ResumeBody"/>
-        <w:spacing w:after="12"/>
+        <w:spacing w:after="40"/>
       </w:pPr>
-      <w:r>
-        <w:rPr>
-          <w:b/>
-          <w:color w:val="183F5C"/>
-        </w:rPr>
-        <w:t xml:space="preserve">PRERELEASE + ACTIVE — </w:t>
-      </w:r>
       <w:hyperlink r:id="rId19" w:history="1">
         <w:r>
           <w:rPr>
             <w:color w:val="1B5B84"/>
-            <w:szCs w:val="19"/>
             <w:u w:val="single"/>
           </w:rPr>
-          <w:t>v0.1.0-rc.3</w:t>
+          <w:t>v0.1.0</w:t>
         </w:r>
       </w:hyperlink>
       <w:r>
-        <w:t xml:space="preserve"> is the latest public prerelease; post-RC3 main adds governed content/template apply and undo, schema hardening, and canonical target authorization; unreleased.</w:t>
+        <w:t xml:space="preserve"> released Aug 26, 2026: puts AI-proposed site changes through validation, admin approval, an audit record, and safe undo inside the block editor and wp-admin.</w:t>
       </w:r>
     </w:p>
     <w:p>
       <w:pPr>
         <w:pStyle w:val="ResumeEntry"/>
         <w:keepNext/>
+        <w:spacing w:before="60" w:after="10"/>
       </w:pPr>
       <w:r>
         <w:rPr>
           <w:b/>
         </w:rPr>
-        <w:t>AI Provider for Codex — Author</w:t>
+        <w:t>AI Provider for Codex — Creator</w:t>
       </w:r>
       <w:r>
         <w:rPr>
@@ -486,84 +494,68 @@
     <w:p>
       <w:pPr>
         <w:pStyle w:val="ResumeBody"/>
-        <w:spacing w:after="12"/>
+        <w:spacing w:after="40"/>
       </w:pPr>
-      <w:r>
-        <w:rPr>
-          <w:b/>
-          <w:color w:val="183F5C"/>
-        </w:rPr>
-        <w:t xml:space="preserve">RELEASED OWNED WORK — </w:t>
-      </w:r>
       <w:hyperlink r:id="rId20" w:history="1">
         <w:r>
           <w:rPr>
             <w:color w:val="1B5B84"/>
-            <w:szCs w:val="19"/>
             <w:u w:val="single"/>
           </w:rPr>
           <w:t>v2.1</w:t>
         </w:r>
       </w:hyperlink>
       <w:r>
-        <w:t>: WordPress AI Client provider for Codex text and capability-gated image generation with isolated per-user runtime state.</w:t>
+        <w:t xml:space="preserve"> released: connects Codex text and image generation to the WordPress AI Client through a local sidecar.</w:t>
       </w:r>
     </w:p>
     <w:p>
       <w:pPr>
         <w:pStyle w:val="ResumeEntry"/>
         <w:keepNext/>
+        <w:spacing w:before="60" w:after="10"/>
       </w:pPr>
       <w:r>
         <w:rPr>
           <w:b/>
         </w:rPr>
-        <w:t>HPerkins Tokens — Author</w:t>
+        <w:t>HPerkins Tokens — Creator</w:t>
       </w:r>
       <w:r>
         <w:rPr>
           <w:color w:val="525D6B"/>
         </w:rPr>
-        <w:t xml:space="preserve">  |  WordPress theme</w:t>
+        <w:t xml:space="preserve">  |  WordPress block theme behind hperkins.blog</w:t>
       </w:r>
     </w:p>
     <w:p>
       <w:pPr>
         <w:pStyle w:val="ResumeBody"/>
-        <w:spacing w:after="12"/>
+        <w:spacing w:after="40"/>
       </w:pPr>
-      <w:r>
-        <w:rPr>
-          <w:b/>
-          <w:color w:val="183F5C"/>
-        </w:rPr>
-        <w:t xml:space="preserve">RELEASED OWNED WORK — </w:t>
-      </w:r>
       <w:hyperlink r:id="rId21" w:history="1">
         <w:r>
           <w:rPr>
             <w:color w:val="1B5B84"/>
-            <w:szCs w:val="19"/>
             <w:u w:val="single"/>
           </w:rPr>
           <w:t>v0.3.53</w:t>
         </w:r>
       </w:hyperlink>
       <w:r>
-        <w:t xml:space="preserve"> · </w:t>
+        <w:t xml:space="preserve"> released · </w:t>
       </w:r>
       <w:hyperlink r:id="rId7" w:history="1">
         <w:r>
           <w:rPr>
             <w:color w:val="1B5B84"/>
-            <w:szCs w:val="19"/>
             <w:u w:val="single"/>
           </w:rPr>
           <w:t>hperkins.blog</w:t>
         </w:r>
       </w:hyperlink>
       <w:r>
-        <w:t>: token-governed block theme and accessible evidence system. Later commerce work is merged to main and unreleased.</w:t>
+        <w:t>: a token-governed block theme in which editors choose only named design tokens, guarded by verifier scripts for content, typography, and accessibility checks.</w:t>
       </w:r>
     </w:p>
     <w:p>
@@ -573,31 +565,55 @@
         <w:pBdr>
           <w:bottom w:val="single" w:sz="5" w:space="1" w:color="9FB3C5"/>
         </w:pBdr>
+        <w:spacing w:before="120" w:after="40"/>
       </w:pPr>
       <w:r>
         <w:rPr>
           <w:b/>
           <w:color w:val="183F5C"/>
         </w:rPr>
-        <w:t>SKILLS &amp; CAREER CONTEXT</w:t>
+        <w:t>TECHNICAL SKILLS &amp; ADDITIONAL EXPERIENCE</w:t>
       </w:r>
     </w:p>
     <w:p>
       <w:pPr>
         <w:pStyle w:val="ResumeBody"/>
-        <w:spacing w:after="12"/>
+        <w:spacing w:after="40"/>
       </w:pPr>
       <w:r>
-        <w:t>WordPress: PHP, JavaScript, Gutenberg, REST API, WP-CLI  ·  Support: HTTP, DNS, CSS cascade, browser debugging, escalation triage, customer communication  ·  Tooling: Git/GitHub, GitHub Actions, Plugin Check, PHPStan, Cloudflare Workers.</w:t>
+        <w:t>Code investigation and review: PHP, JavaScript, Gutenberg, REST API, WP-CLI · Support: HTTP, DNS, CSS, browser debugging, escalation triage · Tooling: Git/GitHub, GitHub Actions, Plugin Check, PHPStan, Cloudflare Workers.</w:t>
       </w:r>
     </w:p>
     <w:p>
       <w:pPr>
         <w:pStyle w:val="ResumeBody"/>
-        <w:spacing w:after="12"/>
+        <w:spacing w:after="40"/>
       </w:pPr>
       <w:r>
-        <w:t>Earlier customer and operations roles: Starbucks Shift Supervisor (2019–2022); Sodexo Starbucks Manager (2018–2019); Clinique Consultant (2015–2017); PageLines Developer Community Manager (2012); Micro Center Customer Service/Sales (2009–2012).</w:t>
+        <w:rPr>
+          <w:b/>
+          <w:color w:val="183F5C"/>
+        </w:rPr>
+        <w:t xml:space="preserve">Developer community — </w:t>
+      </w:r>
+      <w:r>
+        <w:t>PageLines Developer Community Manager (May–Oct 2012): onboarding content, tutorials, and day-to-day developer relations, turning community feedback into clearer product guidance.</w:t>
+      </w:r>
+    </w:p>
+    <w:p>
+      <w:pPr>
+        <w:pStyle w:val="ResumeBody"/>
+        <w:spacing w:after="40"/>
+      </w:pPr>
+      <w:r>
+        <w:rPr>
+          <w:b/>
+          <w:color w:val="183F5C"/>
+        </w:rPr>
+        <w:t xml:space="preserve">Customer and operations roles — </w:t>
+      </w:r>
+      <w:r>
+        <w:t>Starbucks Shift Supervisor (2019–2022); Sodexo Starbucks Manager (2018–2019); Clinique Consultant (2015–2017); Micro Center Customer Service/Sales (2009–2012).</w:t>
       </w:r>
     </w:p>
     <w:sectPr>
@@ -1209,7 +1225,7 @@
     <w:rPr>
       <w:rFonts w:ascii="Calibri" w:hAnsi="Calibri"/>
       <w:color w:val="1F2A37"/>
-      <w:sz w:val="19"/>
+      <w:sz w:val="21"/>
     </w:rPr>
   </w:style>
   <w:style w:type="paragraph" w:styleId="Heading1">
@@ -1245,7 +1261,7 @@
     <w:rsid w:val="00FC693F"/>
     <w:pPr>
       <w:keepNext/>
-      <w:spacing/>
+      <w:spacing w:before="120" w:after="40"/>
       <w:outlineLvl w:val="1"/>
     </w:pPr>
     <w:rPr>
@@ -1253,7 +1269,7 @@
       <w:b/>
       <w:bCs/>
       <w:color w:val="183F5C"/>
-      <w:sz w:val="19"/>
+      <w:sz w:val="21"/>
       <w:szCs w:val="26"/>
     </w:rPr>
   </w:style>
@@ -12225,7 +12241,7 @@
       <w:rFonts w:ascii="Calibri" w:hAnsi="Calibri"/>
       <w:b/>
       <w:color w:val="9A7530"/>
-      <w:sz w:val="17"/>
+      <w:sz w:val="18"/>
     </w:rPr>
   </w:style>
 </w:styles>

--- a/assets/documents/henry-perkins-wordpress-support-engineer-resume.docx
+++ b/assets/documents/henry-perkins-wordpress-support-engineer-resume.docx
@@ -432,7 +432,7 @@
         <w:spacing w:after="40"/>
       </w:pPr>
       <w:r>
-        <w:t>Solo projects, built AI-assisted under my direction and review, with public tagged releases.</w:t>
+        <w:t>Independent projects developed with AI assistance under my direction and review; public tagged releases.</w:t>
       </w:r>
     </w:p>
     <w:p>
@@ -469,7 +469,7 @@
         </w:r>
       </w:hyperlink>
       <w:r>
-        <w:t xml:space="preserve"> released Aug 26, 2026: puts AI-proposed site changes through validation, admin approval, an audit record, and safe undo inside the block editor and wp-admin.</w:t>
+        <w:t xml:space="preserve"> released Aug 26, 2026. Provides validation, admin approval, audit records, and undo workflows for supported AI-proposed WordPress changes.</w:t>
       </w:r>
     </w:p>
     <w:p>
@@ -555,7 +555,7 @@
         </w:r>
       </w:hyperlink>
       <w:r>
-        <w:t>: a token-governed block theme in which editors choose only named design tokens, guarded by verifier scripts for content, typography, and accessibility checks.</w:t>
+        <w:t>. WordPress block theme with token-based editor controls and verifier scripts for content, typography, and accessibility checks.</w:t>
       </w:r>
     </w:p>
     <w:p>
